--- a/Documentos PDC/T7_PDC_1288703.docx
+++ b/Documentos PDC/T7_PDC_1288703.docx
@@ -266,30 +266,8 @@
         <w:rPr>
           <w:lang w:val="es-MX"/>
         </w:rPr>
-        <w:t xml:space="preserve">Este taller define los modelos principales de comportamiento e interacción de </w:t>
+        <w:t>Este taller define los modelos principales de comportamiento e interacción de HydroMate con base en el diseño vigente. Se modela la arquitectura objetivo del primer prototipo: ESP32 como controlador local, sensores y actuadores físicos, comunicación MQTT/TLS hacia un servicio backend</w:t>
       </w:r>
-      <w:proofErr w:type="spellStart"/>
-      <w:r>
-        <w:rPr>
-          <w:lang w:val="es-MX"/>
-        </w:rPr>
-        <w:t>HydroMate</w:t>
-      </w:r>
-      <w:proofErr w:type="spellEnd"/>
-      <w:r>
-        <w:rPr>
-          <w:lang w:val="es-MX"/>
-        </w:rPr>
-        <w:t xml:space="preserve"> con base en el diseño vigente. Se modela la arquitectura objetivo del primer prototipo: ESP32 como controlador local, sensores y actuadores físicos, comunicación MQTT/TLS hacia un servicio </w:t>
-      </w:r>
-      <w:proofErr w:type="spellStart"/>
-      <w:r>
-        <w:rPr>
-          <w:lang w:val="es-MX"/>
-        </w:rPr>
-        <w:t>backend</w:t>
-      </w:r>
-      <w:proofErr w:type="spellEnd"/>
       <w:r>
         <w:rPr>
           <w:lang w:val="es-MX"/>
@@ -335,89 +313,17 @@
           <w:lang w:val="es-MX"/>
         </w:rPr>
       </w:pPr>
-      <w:proofErr w:type="spellStart"/>
       <w:r>
         <w:rPr>
           <w:lang w:val="es-MX"/>
         </w:rPr>
         <w:t>HydroMate</w:t>
       </w:r>
-      <w:proofErr w:type="spellEnd"/>
       <w:r>
         <w:rPr>
           <w:lang w:val="es-MX"/>
         </w:rPr>
-        <w:t xml:space="preserve"> se considera como un sistema integral que incluye el dispositivo embebido, </w:t>
-      </w:r>
-      <w:proofErr w:type="spellStart"/>
-      <w:r>
-        <w:rPr>
-          <w:lang w:val="es-MX"/>
-        </w:rPr>
-        <w:t>broker</w:t>
-      </w:r>
-      <w:proofErr w:type="spellEnd"/>
-      <w:r>
-        <w:rPr>
-          <w:lang w:val="es-MX"/>
-        </w:rPr>
-        <w:t xml:space="preserve"> e integración, </w:t>
-      </w:r>
-      <w:proofErr w:type="spellStart"/>
-      <w:r>
-        <w:rPr>
-          <w:lang w:val="es-MX"/>
-        </w:rPr>
-        <w:t>backend</w:t>
-      </w:r>
-      <w:proofErr w:type="spellEnd"/>
-      <w:r>
-        <w:rPr>
-          <w:lang w:val="es-MX"/>
-        </w:rPr>
-        <w:t xml:space="preserve">, base de datos y </w:t>
-      </w:r>
-      <w:proofErr w:type="spellStart"/>
-      <w:r>
-        <w:rPr>
-          <w:lang w:val="es-MX"/>
-        </w:rPr>
-        <w:t>frontend</w:t>
-      </w:r>
-      <w:proofErr w:type="spellEnd"/>
-      <w:r>
-        <w:rPr>
-          <w:lang w:val="es-MX"/>
-        </w:rPr>
-        <w:t xml:space="preserve"> Android. Los elementos externos son el usuario, la infraestructura de red y, como servicio opcional de evolución, </w:t>
-      </w:r>
-      <w:proofErr w:type="spellStart"/>
-      <w:r>
-        <w:rPr>
-          <w:lang w:val="es-MX"/>
-        </w:rPr>
-        <w:t>Firebase</w:t>
-      </w:r>
-      <w:proofErr w:type="spellEnd"/>
-      <w:r>
-        <w:rPr>
-          <w:lang w:val="es-MX"/>
-        </w:rPr>
-        <w:t xml:space="preserve"> Cloud </w:t>
-      </w:r>
-      <w:proofErr w:type="spellStart"/>
-      <w:r>
-        <w:rPr>
-          <w:lang w:val="es-MX"/>
-        </w:rPr>
-        <w:t>Messaging</w:t>
-      </w:r>
-      <w:proofErr w:type="spellEnd"/>
-      <w:r>
-        <w:rPr>
-          <w:lang w:val="es-MX"/>
-        </w:rPr>
-        <w:t>. El técnico de mantenimiento participa en calibración, pruebas y diagnóstico, pero no opera el cultivo de forma cotidiana.</w:t>
+        <w:t xml:space="preserve"> se considera como un sistema integral que incluye el dispositivo embebido, broker e integración, backend, base de datos y frontend Android. Los elementos externos son el usuario, la infraestructura de red y, como servicio opcional de evolución, Firebase Cloud Messaging. El técnico de mantenimiento participa en calibración, pruebas y diagnóstico, pero no opera el cultivo de forma cotidiana.</w:t>
       </w:r>
     </w:p>
     <w:p>
@@ -480,25 +386,7 @@
           <w:sz w:val="17"/>
           <w:lang w:val="es-MX"/>
         </w:rPr>
-        <w:t xml:space="preserve">Figura 1. Diagrama de contexto del sistema </w:t>
-      </w:r>
-      <w:proofErr w:type="spellStart"/>
-      <w:r>
-        <w:rPr>
-          <w:i/>
-          <w:sz w:val="17"/>
-          <w:lang w:val="es-MX"/>
-        </w:rPr>
-        <w:t>HydroMate</w:t>
-      </w:r>
-      <w:proofErr w:type="spellEnd"/>
-      <w:r>
-        <w:rPr>
-          <w:i/>
-          <w:sz w:val="17"/>
-          <w:lang w:val="es-MX"/>
-        </w:rPr>
-        <w:t>.</w:t>
+        <w:t>Figura 1. Diagrama de contexto del sistema HydroMate.</w:t>
       </w:r>
     </w:p>
     <w:p>
@@ -511,49 +399,8 @@
           <w:b/>
           <w:sz w:val="29"/>
         </w:rPr>
-        <w:t xml:space="preserve">3. </w:t>
+        <w:t>3. Actores y sistemas externos</w:t>
       </w:r>
-      <w:proofErr w:type="spellStart"/>
-      <w:r>
-        <w:rPr>
-          <w:b/>
-          <w:sz w:val="29"/>
-        </w:rPr>
-        <w:t>Actores</w:t>
-      </w:r>
-      <w:proofErr w:type="spellEnd"/>
-      <w:r>
-        <w:rPr>
-          <w:b/>
-          <w:sz w:val="29"/>
-        </w:rPr>
-        <w:t xml:space="preserve"> y </w:t>
-      </w:r>
-      <w:proofErr w:type="spellStart"/>
-      <w:r>
-        <w:rPr>
-          <w:b/>
-          <w:sz w:val="29"/>
-        </w:rPr>
-        <w:t>sistemas</w:t>
-      </w:r>
-      <w:proofErr w:type="spellEnd"/>
-      <w:r>
-        <w:rPr>
-          <w:b/>
-          <w:sz w:val="29"/>
-        </w:rPr>
-        <w:t xml:space="preserve"> </w:t>
-      </w:r>
-      <w:proofErr w:type="spellStart"/>
-      <w:r>
-        <w:rPr>
-          <w:b/>
-          <w:sz w:val="29"/>
-        </w:rPr>
-        <w:t>externos</w:t>
-      </w:r>
-      <w:proofErr w:type="spellEnd"/>
     </w:p>
     <w:tbl>
       <w:tblPr>
@@ -735,16 +582,8 @@
               <w:rPr>
                 <w:sz w:val="18"/>
               </w:rPr>
-              <w:t xml:space="preserve">Actor </w:t>
-            </w:r>
-            <w:proofErr w:type="spellStart"/>
-            <w:r>
-              <w:rPr>
-                <w:sz w:val="18"/>
-              </w:rPr>
-              <w:t>secundario</w:t>
-            </w:r>
-            <w:proofErr w:type="spellEnd"/>
+              <w:t>Actor secundario</w:t>
+            </w:r>
           </w:p>
         </w:tc>
         <w:tc>
@@ -811,16 +650,8 @@
               <w:rPr>
                 <w:sz w:val="18"/>
               </w:rPr>
-              <w:t xml:space="preserve">Sistema </w:t>
-            </w:r>
-            <w:proofErr w:type="spellStart"/>
-            <w:r>
-              <w:rPr>
-                <w:sz w:val="18"/>
-              </w:rPr>
-              <w:t>externo</w:t>
-            </w:r>
-            <w:proofErr w:type="spellEnd"/>
+              <w:t>Sistema externo</w:t>
+            </w:r>
           </w:p>
         </w:tc>
         <w:tc>
@@ -887,30 +718,8 @@
               <w:rPr>
                 <w:sz w:val="18"/>
               </w:rPr>
-              <w:t xml:space="preserve">Servicio </w:t>
-            </w:r>
-            <w:proofErr w:type="spellStart"/>
-            <w:r>
-              <w:rPr>
-                <w:sz w:val="18"/>
-              </w:rPr>
-              <w:t>externo</w:t>
-            </w:r>
-            <w:proofErr w:type="spellEnd"/>
-            <w:r>
-              <w:rPr>
-                <w:sz w:val="18"/>
-              </w:rPr>
-              <w:t xml:space="preserve"> </w:t>
-            </w:r>
-            <w:proofErr w:type="spellStart"/>
-            <w:r>
-              <w:rPr>
-                <w:sz w:val="18"/>
-              </w:rPr>
-              <w:t>opcional</w:t>
-            </w:r>
-            <w:proofErr w:type="spellEnd"/>
+              <w:t>Servicio externo opcional</w:t>
+            </w:r>
           </w:p>
         </w:tc>
         <w:tc>
@@ -953,23 +762,7 @@
                 <w:sz w:val="18"/>
                 <w:lang w:val="es-MX"/>
               </w:rPr>
-              <w:t xml:space="preserve">Canal previsto para notificaciones </w:t>
-            </w:r>
-            <w:proofErr w:type="spellStart"/>
-            <w:r>
-              <w:rPr>
-                <w:sz w:val="18"/>
-                <w:lang w:val="es-MX"/>
-              </w:rPr>
-              <w:t>push</w:t>
-            </w:r>
-            <w:proofErr w:type="spellEnd"/>
-            <w:r>
-              <w:rPr>
-                <w:sz w:val="18"/>
-                <w:lang w:val="es-MX"/>
-              </w:rPr>
-              <w:t>. No forma parte del lazo de control crítico y puede incorporarse en una evolución posterior.</w:t>
+              <w:t>Canal previsto para notificaciones push. No forma parte del lazo de control crítico y puede incorporarse en una evolución posterior.</w:t>
             </w:r>
           </w:p>
         </w:tc>
@@ -995,49 +788,7 @@
           <w:lang w:val="es-MX"/>
         </w:rPr>
         <w:lastRenderedPageBreak/>
-        <w:t xml:space="preserve">Elementos como el ESP32, </w:t>
-      </w:r>
-      <w:proofErr w:type="spellStart"/>
-      <w:r>
-        <w:rPr>
-          <w:lang w:val="es-MX"/>
-        </w:rPr>
-        <w:t>Mosquitto</w:t>
-      </w:r>
-      <w:proofErr w:type="spellEnd"/>
-      <w:r>
-        <w:rPr>
-          <w:lang w:val="es-MX"/>
-        </w:rPr>
-        <w:t xml:space="preserve">, Laravel, PostgreSQL y la </w:t>
-      </w:r>
-      <w:proofErr w:type="gramStart"/>
-      <w:r>
-        <w:rPr>
-          <w:lang w:val="es-MX"/>
-        </w:rPr>
-        <w:t>app</w:t>
-      </w:r>
-      <w:proofErr w:type="gramEnd"/>
-      <w:r>
-        <w:rPr>
-          <w:lang w:val="es-MX"/>
-        </w:rPr>
-        <w:t xml:space="preserve"> Android no se consideran sistemas externos en este modelo, porque forman parte de la solución </w:t>
-      </w:r>
-      <w:proofErr w:type="spellStart"/>
-      <w:r>
-        <w:rPr>
-          <w:lang w:val="es-MX"/>
-        </w:rPr>
-        <w:t>HydroMate</w:t>
-      </w:r>
-      <w:proofErr w:type="spellEnd"/>
-      <w:r>
-        <w:rPr>
-          <w:lang w:val="es-MX"/>
-        </w:rPr>
-        <w:t xml:space="preserve"> y se detallan como subsistemas internos.</w:t>
+        <w:t>Elementos como el ESP32, Mosquitto, Laravel, PostgreSQL y la app Android no se consideran sistemas externos en este modelo, porque forman parte de la solución HydroMate y se detallan como subsistemas internos.</w:t>
       </w:r>
     </w:p>
     <w:p>
@@ -1783,14 +1534,12 @@
             </w:tcMar>
           </w:tcPr>
           <w:p>
-            <w:proofErr w:type="spellStart"/>
             <w:r>
               <w:rPr>
                 <w:sz w:val="16"/>
               </w:rPr>
               <w:t>Crítica</w:t>
             </w:r>
-            <w:proofErr w:type="spellEnd"/>
           </w:p>
         </w:tc>
       </w:tr>
@@ -1942,7 +1691,6 @@
               <w:rPr>
                 <w:sz w:val="16"/>
               </w:rPr>
-              <w:lastRenderedPageBreak/>
               <w:t>CU-09</w:t>
             </w:r>
           </w:p>
@@ -2112,14 +1860,12 @@
             <w:tcW w:w="2448" w:type="dxa"/>
           </w:tcPr>
           <w:p>
-            <w:proofErr w:type="spellStart"/>
             <w:r>
               <w:rPr>
                 <w:sz w:val="16"/>
               </w:rPr>
               <w:t>Crítica</w:t>
             </w:r>
-            <w:proofErr w:type="spellEnd"/>
           </w:p>
         </w:tc>
       </w:tr>
@@ -2396,14 +2142,12 @@
             </w:tcMar>
           </w:tcPr>
           <w:p>
-            <w:proofErr w:type="spellStart"/>
             <w:r>
               <w:rPr>
                 <w:sz w:val="16"/>
               </w:rPr>
               <w:t>Precondiciones</w:t>
             </w:r>
-            <w:proofErr w:type="spellEnd"/>
           </w:p>
         </w:tc>
         <w:tc>
@@ -2447,14 +2191,12 @@
             </w:tcMar>
           </w:tcPr>
           <w:p>
-            <w:proofErr w:type="spellStart"/>
             <w:r>
               <w:rPr>
                 <w:sz w:val="16"/>
               </w:rPr>
               <w:t>Disparador</w:t>
             </w:r>
-            <w:proofErr w:type="spellEnd"/>
           </w:p>
         </w:tc>
         <w:tc>
@@ -2498,19 +2240,11 @@
             </w:tcMar>
           </w:tcPr>
           <w:p>
-            <w:proofErr w:type="spellStart"/>
             <w:r>
               <w:rPr>
                 <w:sz w:val="16"/>
               </w:rPr>
-              <w:t>Flujo</w:t>
-            </w:r>
-            <w:proofErr w:type="spellEnd"/>
-            <w:r>
-              <w:rPr>
-                <w:sz w:val="16"/>
-              </w:rPr>
-              <w:t xml:space="preserve"> principal</w:t>
+              <w:t>Flujo principal</w:t>
             </w:r>
           </w:p>
         </w:tc>
@@ -2559,16 +2293,8 @@
               <w:rPr>
                 <w:sz w:val="16"/>
               </w:rPr>
-              <w:t xml:space="preserve">Reglas de </w:t>
-            </w:r>
-            <w:proofErr w:type="spellStart"/>
-            <w:r>
-              <w:rPr>
-                <w:sz w:val="16"/>
-              </w:rPr>
-              <w:t>seguridad</w:t>
-            </w:r>
-            <w:proofErr w:type="spellEnd"/>
+              <w:t>Reglas de seguridad</w:t>
+            </w:r>
           </w:p>
         </w:tc>
         <w:tc>
@@ -2612,14 +2338,12 @@
             </w:tcMar>
           </w:tcPr>
           <w:p>
-            <w:proofErr w:type="spellStart"/>
             <w:r>
               <w:rPr>
                 <w:sz w:val="16"/>
               </w:rPr>
               <w:t>Postcondición</w:t>
             </w:r>
-            <w:proofErr w:type="spellEnd"/>
           </w:p>
         </w:tc>
         <w:tc>
@@ -2657,14 +2381,12 @@
             </w:tcMar>
           </w:tcPr>
           <w:p>
-            <w:proofErr w:type="spellStart"/>
             <w:r>
               <w:rPr>
                 <w:sz w:val="16"/>
               </w:rPr>
               <w:t>Excepciones</w:t>
             </w:r>
-            <w:proofErr w:type="spellEnd"/>
           </w:p>
         </w:tc>
         <w:tc>
@@ -2878,14 +2600,12 @@
             </w:tcMar>
           </w:tcPr>
           <w:p>
-            <w:proofErr w:type="spellStart"/>
             <w:r>
               <w:rPr>
                 <w:sz w:val="16"/>
               </w:rPr>
               <w:t>Precondiciones</w:t>
             </w:r>
-            <w:proofErr w:type="spellEnd"/>
           </w:p>
         </w:tc>
         <w:tc>
@@ -2923,14 +2643,12 @@
             </w:tcMar>
           </w:tcPr>
           <w:p>
-            <w:proofErr w:type="spellStart"/>
             <w:r>
               <w:rPr>
                 <w:sz w:val="16"/>
               </w:rPr>
               <w:t>Disparador</w:t>
             </w:r>
-            <w:proofErr w:type="spellEnd"/>
           </w:p>
         </w:tc>
         <w:tc>
@@ -2968,19 +2686,11 @@
             </w:tcMar>
           </w:tcPr>
           <w:p>
-            <w:proofErr w:type="spellStart"/>
             <w:r>
               <w:rPr>
                 <w:sz w:val="16"/>
               </w:rPr>
-              <w:t>Flujo</w:t>
-            </w:r>
-            <w:proofErr w:type="spellEnd"/>
-            <w:r>
-              <w:rPr>
-                <w:sz w:val="16"/>
-              </w:rPr>
-              <w:t xml:space="preserve"> principal</w:t>
+              <w:t>Flujo principal</w:t>
             </w:r>
           </w:p>
         </w:tc>
@@ -3023,16 +2733,8 @@
               <w:rPr>
                 <w:sz w:val="16"/>
               </w:rPr>
-              <w:t xml:space="preserve">Reglas de </w:t>
-            </w:r>
-            <w:proofErr w:type="spellStart"/>
-            <w:r>
-              <w:rPr>
-                <w:sz w:val="16"/>
-              </w:rPr>
-              <w:t>seguridad</w:t>
-            </w:r>
-            <w:proofErr w:type="spellEnd"/>
+              <w:t>Reglas de seguridad</w:t>
+            </w:r>
           </w:p>
         </w:tc>
         <w:tc>
@@ -3070,14 +2772,12 @@
             </w:tcMar>
           </w:tcPr>
           <w:p>
-            <w:proofErr w:type="spellStart"/>
             <w:r>
               <w:rPr>
                 <w:sz w:val="16"/>
               </w:rPr>
               <w:t>Postcondición</w:t>
             </w:r>
-            <w:proofErr w:type="spellEnd"/>
           </w:p>
         </w:tc>
         <w:tc>
@@ -3115,14 +2815,12 @@
             </w:tcMar>
           </w:tcPr>
           <w:p>
-            <w:proofErr w:type="spellStart"/>
             <w:r>
               <w:rPr>
                 <w:sz w:val="16"/>
               </w:rPr>
               <w:t>Excepciones</w:t>
             </w:r>
-            <w:proofErr w:type="spellEnd"/>
           </w:p>
         </w:tc>
         <w:tc>
@@ -3160,7 +2858,6 @@
           <w:sz w:val="29"/>
           <w:lang w:val="es-MX"/>
         </w:rPr>
-        <w:lastRenderedPageBreak/>
         <w:t>6. Diagramas de actividad</w:t>
       </w:r>
     </w:p>
@@ -3284,7 +2981,6 @@
           <w:sz w:val="24"/>
           <w:lang w:val="es-MX"/>
         </w:rPr>
-        <w:lastRenderedPageBreak/>
         <w:t>6.2 Orden remota con validación local</w:t>
       </w:r>
     </w:p>
@@ -3299,21 +2995,7 @@
         <w:rPr>
           <w:lang w:val="es-MX"/>
         </w:rPr>
-        <w:t xml:space="preserve">El </w:t>
-      </w:r>
-      <w:proofErr w:type="spellStart"/>
-      <w:r>
-        <w:rPr>
-          <w:lang w:val="es-MX"/>
-        </w:rPr>
-        <w:t>backend</w:t>
-      </w:r>
-      <w:proofErr w:type="spellEnd"/>
-      <w:r>
-        <w:rPr>
-          <w:lang w:val="es-MX"/>
-        </w:rPr>
-        <w:t xml:space="preserve"> valida identidad, autorización y formato, pero el ESP32 realiza una segunda validación usando el estado físico actual. Esto evita que una orden válida a nivel de API sea ejecutada si, por ejemplo, el depósito está sin agua.</w:t>
+        <w:t>El backend valida identidad, autorización y formato, pero el ESP32 realiza una segunda validación usando el estado físico actual. Esto evita que una orden válida a nivel de API sea ejecutada si, por ejemplo, el depósito está sin agua.</w:t>
       </w:r>
     </w:p>
     <w:p>
@@ -3393,7 +3075,6 @@
           <w:sz w:val="29"/>
           <w:lang w:val="es-MX"/>
         </w:rPr>
-        <w:lastRenderedPageBreak/>
         <w:t>7. Diagrama de secuencia del flujo completo</w:t>
       </w:r>
     </w:p>
@@ -3408,35 +3089,7 @@
         <w:rPr>
           <w:lang w:val="es-MX"/>
         </w:rPr>
-        <w:t xml:space="preserve">La ruta de telemetría y control separa responsabilidades. MQTT/TLS se usa entre el ESP32 y el servidor para mensajes del dispositivo; Android utiliza HTTPS/REST contra Laravel y nunca accede directamente a PostgreSQL. La identidad </w:t>
-      </w:r>
-      <w:proofErr w:type="spellStart"/>
-      <w:r>
-        <w:rPr>
-          <w:lang w:val="es-MX"/>
-        </w:rPr>
-        <w:t>device_id</w:t>
-      </w:r>
-      <w:proofErr w:type="spellEnd"/>
-      <w:r>
-        <w:rPr>
-          <w:lang w:val="es-MX"/>
-        </w:rPr>
-        <w:t xml:space="preserve"> + </w:t>
-      </w:r>
-      <w:proofErr w:type="spellStart"/>
-      <w:r>
-        <w:rPr>
-          <w:lang w:val="es-MX"/>
-        </w:rPr>
-        <w:t>sequence</w:t>
-      </w:r>
-      <w:proofErr w:type="spellEnd"/>
-      <w:r>
-        <w:rPr>
-          <w:lang w:val="es-MX"/>
-        </w:rPr>
-        <w:t xml:space="preserve"> permite detectar duplicados en telemetría. En una evolución del contrato se agregarán hora de adquisición, calidad y ausencias explícitas para no representar valores desconocidos como cero.</w:t>
+        <w:t>La ruta de telemetría y control separa responsabilidades. MQTT/TLS se usa entre el ESP32 y el servidor para mensajes del dispositivo; Android utiliza HTTPS/REST contra Laravel y nunca accede directamente a PostgreSQL. La identidad device_id + sequence permite detectar duplicados en telemetría. En una evolución del contrato se agregarán hora de adquisición, calidad y ausencias explícitas para no representar valores desconocidos como cero.</w:t>
       </w:r>
     </w:p>
     <w:p>
@@ -3506,61 +3159,7 @@
           <w:sz w:val="17"/>
           <w:lang w:val="es-MX"/>
         </w:rPr>
-        <w:t>Figura 5. Secuencia completa embebido–</w:t>
-      </w:r>
-      <w:proofErr w:type="spellStart"/>
-      <w:r>
-        <w:rPr>
-          <w:i/>
-          <w:sz w:val="17"/>
-          <w:lang w:val="es-MX"/>
-        </w:rPr>
-        <w:t>broker</w:t>
-      </w:r>
-      <w:proofErr w:type="spellEnd"/>
-      <w:r>
-        <w:rPr>
-          <w:i/>
-          <w:sz w:val="17"/>
-          <w:lang w:val="es-MX"/>
-        </w:rPr>
-        <w:t>/</w:t>
-      </w:r>
-      <w:proofErr w:type="spellStart"/>
-      <w:r>
-        <w:rPr>
-          <w:i/>
-          <w:sz w:val="17"/>
-          <w:lang w:val="es-MX"/>
-        </w:rPr>
-        <w:t>backend</w:t>
-      </w:r>
-      <w:proofErr w:type="spellEnd"/>
-      <w:r>
-        <w:rPr>
-          <w:i/>
-          <w:sz w:val="17"/>
-          <w:lang w:val="es-MX"/>
-        </w:rPr>
-        <w:t>–base de datos–</w:t>
-      </w:r>
-      <w:proofErr w:type="spellStart"/>
-      <w:r>
-        <w:rPr>
-          <w:i/>
-          <w:sz w:val="17"/>
-          <w:lang w:val="es-MX"/>
-        </w:rPr>
-        <w:t>frontend</w:t>
-      </w:r>
-      <w:proofErr w:type="spellEnd"/>
-      <w:r>
-        <w:rPr>
-          <w:i/>
-          <w:sz w:val="17"/>
-          <w:lang w:val="es-MX"/>
-        </w:rPr>
-        <w:t>.</w:t>
+        <w:t>Figura 5. Secuencia completa embebido–broker/backend–base de datos–frontend.</w:t>
       </w:r>
     </w:p>
     <w:p>
@@ -3603,7 +3202,6 @@
         <w:rPr>
           <w:noProof/>
         </w:rPr>
-        <w:lastRenderedPageBreak/>
         <w:drawing>
           <wp:inline distT="0" distB="0" distL="0" distR="0" wp14:anchorId="3A32455C" wp14:editId="359BB1CA">
             <wp:extent cx="5760720" cy="3731970"/>
@@ -3795,64 +3393,26 @@
                 <w:sz w:val="16"/>
                 <w:lang w:val="es-MX"/>
               </w:rPr>
-              <w:t xml:space="preserve">Arranque, </w:t>
-            </w:r>
-            <w:proofErr w:type="spellStart"/>
+              <w:t>Arranque, autoprueba y carga de reglas básicas.</w:t>
+            </w:r>
+          </w:p>
+        </w:tc>
+        <w:tc>
+          <w:tcPr>
+            <w:tcW w:w="2520" w:type="dxa"/>
+            <w:tcMar>
+              <w:top w:w="60" w:type="dxa"/>
+              <w:left w:w="70" w:type="dxa"/>
+              <w:bottom w:w="60" w:type="dxa"/>
+              <w:right w:w="70" w:type="dxa"/>
+            </w:tcMar>
+          </w:tcPr>
+          <w:p>
             <w:r>
               <w:rPr>
                 <w:sz w:val="16"/>
-                <w:lang w:val="es-MX"/>
-              </w:rPr>
-              <w:t>autoprueba</w:t>
-            </w:r>
-            <w:proofErr w:type="spellEnd"/>
-            <w:r>
-              <w:rPr>
-                <w:sz w:val="16"/>
-                <w:lang w:val="es-MX"/>
-              </w:rPr>
-              <w:t xml:space="preserve"> y carga de reglas básicas.</w:t>
-            </w:r>
-          </w:p>
-        </w:tc>
-        <w:tc>
-          <w:tcPr>
-            <w:tcW w:w="2520" w:type="dxa"/>
-            <w:tcMar>
-              <w:top w:w="60" w:type="dxa"/>
-              <w:left w:w="70" w:type="dxa"/>
-              <w:bottom w:w="60" w:type="dxa"/>
-              <w:right w:w="70" w:type="dxa"/>
-            </w:tcMar>
-          </w:tcPr>
-          <w:p>
-            <w:proofErr w:type="spellStart"/>
-            <w:r>
-              <w:rPr>
-                <w:sz w:val="16"/>
-              </w:rPr>
-              <w:t>Todas</w:t>
-            </w:r>
-            <w:proofErr w:type="spellEnd"/>
-            <w:r>
-              <w:rPr>
-                <w:sz w:val="16"/>
-              </w:rPr>
-              <w:t xml:space="preserve"> </w:t>
-            </w:r>
-            <w:proofErr w:type="spellStart"/>
-            <w:r>
-              <w:rPr>
-                <w:sz w:val="16"/>
-              </w:rPr>
-              <w:t>apagadas</w:t>
-            </w:r>
-            <w:proofErr w:type="spellEnd"/>
-            <w:r>
-              <w:rPr>
-                <w:sz w:val="16"/>
-              </w:rPr>
-              <w:t>.</w:t>
+              </w:rPr>
+              <w:t>Todas apagadas.</w:t>
             </w:r>
           </w:p>
         </w:tc>
@@ -3916,47 +3476,11 @@
             </w:tcMar>
           </w:tcPr>
           <w:p>
-            <w:proofErr w:type="spellStart"/>
             <w:r>
               <w:rPr>
                 <w:sz w:val="16"/>
               </w:rPr>
-              <w:t>Sólo</w:t>
-            </w:r>
-            <w:proofErr w:type="spellEnd"/>
-            <w:r>
-              <w:rPr>
-                <w:sz w:val="16"/>
-              </w:rPr>
-              <w:t xml:space="preserve"> </w:t>
-            </w:r>
-            <w:proofErr w:type="spellStart"/>
-            <w:r>
-              <w:rPr>
-                <w:sz w:val="16"/>
-              </w:rPr>
-              <w:t>diagnóstico</w:t>
-            </w:r>
-            <w:proofErr w:type="spellEnd"/>
-            <w:r>
-              <w:rPr>
-                <w:sz w:val="16"/>
-              </w:rPr>
-              <w:t>/</w:t>
-            </w:r>
-            <w:proofErr w:type="spellStart"/>
-            <w:r>
-              <w:rPr>
-                <w:sz w:val="16"/>
-              </w:rPr>
-              <w:t>telemetría</w:t>
-            </w:r>
-            <w:proofErr w:type="spellEnd"/>
-            <w:r>
-              <w:rPr>
-                <w:sz w:val="16"/>
-              </w:rPr>
-              <w:t>.</w:t>
+              <w:t>Sólo diagnóstico/telemetría.</w:t>
             </w:r>
           </w:p>
         </w:tc>
@@ -4079,23 +3603,7 @@
                 <w:sz w:val="16"/>
                 <w:lang w:val="es-MX"/>
               </w:rPr>
-              <w:t xml:space="preserve">Bomba principal activa dentro del ciclo y </w:t>
-            </w:r>
-            <w:proofErr w:type="spellStart"/>
-            <w:r>
-              <w:rPr>
-                <w:sz w:val="16"/>
-                <w:lang w:val="es-MX"/>
-              </w:rPr>
-              <w:t>timeout</w:t>
-            </w:r>
-            <w:proofErr w:type="spellEnd"/>
-            <w:r>
-              <w:rPr>
-                <w:sz w:val="16"/>
-                <w:lang w:val="es-MX"/>
-              </w:rPr>
-              <w:t xml:space="preserve"> configurados.</w:t>
+              <w:t>Bomba principal activa dentro del ciclo y timeout configurados.</w:t>
             </w:r>
           </w:p>
         </w:tc>
@@ -4391,23 +3899,7 @@
                 <w:sz w:val="16"/>
                 <w:lang w:val="es-MX"/>
               </w:rPr>
-              <w:t xml:space="preserve">Sensor crítico inválido, nivel bajo, </w:t>
-            </w:r>
-            <w:proofErr w:type="spellStart"/>
-            <w:r>
-              <w:rPr>
-                <w:sz w:val="16"/>
-                <w:lang w:val="es-MX"/>
-              </w:rPr>
-              <w:t>timeout</w:t>
-            </w:r>
-            <w:proofErr w:type="spellEnd"/>
-            <w:r>
-              <w:rPr>
-                <w:sz w:val="16"/>
-                <w:lang w:val="es-MX"/>
-              </w:rPr>
-              <w:t>, interbloqueo o condición peligrosa.</w:t>
+              <w:t>Sensor crítico inválido, nivel bajo, timeout, interbloqueo o condición peligrosa.</w:t>
             </w:r>
           </w:p>
         </w:tc>
@@ -4826,23 +4318,7 @@
                 <w:sz w:val="14"/>
                 <w:lang w:val="es-MX"/>
               </w:rPr>
-              <w:t xml:space="preserve">Único por </w:t>
-            </w:r>
-            <w:proofErr w:type="spellStart"/>
-            <w:r>
-              <w:rPr>
-                <w:sz w:val="14"/>
-                <w:lang w:val="es-MX"/>
-              </w:rPr>
-              <w:t>device_id</w:t>
-            </w:r>
-            <w:proofErr w:type="spellEnd"/>
-            <w:r>
-              <w:rPr>
-                <w:sz w:val="14"/>
-                <w:lang w:val="es-MX"/>
-              </w:rPr>
-              <w:t xml:space="preserve"> para evitar duplicados.</w:t>
+              <w:t>Único por device_id para evitar duplicados.</w:t>
             </w:r>
           </w:p>
         </w:tc>
@@ -4955,23 +4431,7 @@
                 <w:sz w:val="14"/>
                 <w:lang w:val="es-MX"/>
               </w:rPr>
-              <w:t xml:space="preserve">Propuesto para contrato v2; distinto de </w:t>
-            </w:r>
-            <w:proofErr w:type="spellStart"/>
-            <w:r>
-              <w:rPr>
-                <w:sz w:val="14"/>
-                <w:lang w:val="es-MX"/>
-              </w:rPr>
-              <w:t>received_at</w:t>
-            </w:r>
-            <w:proofErr w:type="spellEnd"/>
-            <w:r>
-              <w:rPr>
-                <w:sz w:val="14"/>
-                <w:lang w:val="es-MX"/>
-              </w:rPr>
-              <w:t>.</w:t>
+              <w:t>Propuesto para contrato v2; distinto de received_at.</w:t>
             </w:r>
           </w:p>
         </w:tc>
@@ -5059,78 +4519,32 @@
                 <w:sz w:val="14"/>
                 <w:lang w:val="es-MX"/>
               </w:rPr>
-              <w:t xml:space="preserve">Instante de recepción en </w:t>
-            </w:r>
-            <w:proofErr w:type="spellStart"/>
+              <w:t>Instante de recepción en backend.</w:t>
+            </w:r>
+          </w:p>
+        </w:tc>
+        <w:tc>
+          <w:tcPr>
+            <w:tcW w:w="2880" w:type="dxa"/>
+            <w:tcMar>
+              <w:top w:w="60" w:type="dxa"/>
+              <w:left w:w="70" w:type="dxa"/>
+              <w:bottom w:w="60" w:type="dxa"/>
+              <w:right w:w="70" w:type="dxa"/>
+            </w:tcMar>
+          </w:tcPr>
+          <w:p>
             <w:r>
               <w:rPr>
                 <w:sz w:val="14"/>
-                <w:lang w:val="es-MX"/>
-              </w:rPr>
-              <w:t>backend</w:t>
-            </w:r>
-            <w:proofErr w:type="spellEnd"/>
+              </w:rPr>
+              <w:t xml:space="preserve">Generado por </w:t>
+            </w:r>
             <w:r>
               <w:rPr>
                 <w:sz w:val="14"/>
-                <w:lang w:val="es-MX"/>
-              </w:rPr>
-              <w:t>.</w:t>
-            </w:r>
-          </w:p>
-        </w:tc>
-        <w:tc>
-          <w:tcPr>
-            <w:tcW w:w="2880" w:type="dxa"/>
-            <w:tcMar>
-              <w:top w:w="60" w:type="dxa"/>
-              <w:left w:w="70" w:type="dxa"/>
-              <w:bottom w:w="60" w:type="dxa"/>
-              <w:right w:w="70" w:type="dxa"/>
-            </w:tcMar>
-          </w:tcPr>
-          <w:p>
-            <w:proofErr w:type="spellStart"/>
-            <w:r>
-              <w:rPr>
-                <w:sz w:val="14"/>
-              </w:rPr>
-              <w:t>Generado</w:t>
-            </w:r>
-            <w:proofErr w:type="spellEnd"/>
-            <w:r>
-              <w:rPr>
-                <w:sz w:val="14"/>
-              </w:rPr>
-              <w:t xml:space="preserve"> </w:t>
-            </w:r>
-            <w:proofErr w:type="spellStart"/>
-            <w:r>
-              <w:rPr>
-                <w:sz w:val="14"/>
-              </w:rPr>
-              <w:t>por</w:t>
-            </w:r>
-            <w:proofErr w:type="spellEnd"/>
-            <w:r>
-              <w:rPr>
-                <w:sz w:val="14"/>
-              </w:rPr>
-              <w:t xml:space="preserve"> </w:t>
-            </w:r>
-            <w:proofErr w:type="spellStart"/>
-            <w:r>
-              <w:rPr>
-                <w:sz w:val="14"/>
-              </w:rPr>
-              <w:t>servidor</w:t>
-            </w:r>
-            <w:proofErr w:type="spellEnd"/>
-            <w:r>
-              <w:rPr>
-                <w:sz w:val="14"/>
-              </w:rPr>
-              <w:t>.</w:t>
+              </w:rPr>
+              <w:t>servidor.</w:t>
             </w:r>
           </w:p>
         </w:tc>
@@ -5155,7 +4569,6 @@
               <w:rPr>
                 <w:sz w:val="14"/>
               </w:rPr>
-              <w:lastRenderedPageBreak/>
               <w:t>measurement</w:t>
             </w:r>
           </w:p>
@@ -5238,7 +4651,7 @@
                 <w:sz w:val="14"/>
                 <w:lang w:val="es-MX"/>
               </w:rPr>
-              <w:t>No inventar 0 cuando no exista lectura.</w:t>
+              <w:t>Usar nulo, no 0, cuando no exista lectura.</w:t>
             </w:r>
           </w:p>
         </w:tc>
@@ -5345,49 +4758,7 @@
               <w:rPr>
                 <w:sz w:val="14"/>
               </w:rPr>
-              <w:t xml:space="preserve">Debe </w:t>
-            </w:r>
-            <w:proofErr w:type="spellStart"/>
-            <w:r>
-              <w:rPr>
-                <w:sz w:val="14"/>
-              </w:rPr>
-              <w:t>incluir</w:t>
-            </w:r>
-            <w:proofErr w:type="spellEnd"/>
-            <w:r>
-              <w:rPr>
-                <w:sz w:val="14"/>
-              </w:rPr>
-              <w:t xml:space="preserve"> </w:t>
-            </w:r>
-            <w:proofErr w:type="spellStart"/>
-            <w:r>
-              <w:rPr>
-                <w:sz w:val="14"/>
-              </w:rPr>
-              <w:t>calidad</w:t>
-            </w:r>
-            <w:proofErr w:type="spellEnd"/>
-            <w:r>
-              <w:rPr>
-                <w:sz w:val="14"/>
-              </w:rPr>
-              <w:t>/</w:t>
-            </w:r>
-            <w:proofErr w:type="spellStart"/>
-            <w:r>
-              <w:rPr>
-                <w:sz w:val="14"/>
-              </w:rPr>
-              <w:t>validez</w:t>
-            </w:r>
-            <w:proofErr w:type="spellEnd"/>
-            <w:r>
-              <w:rPr>
-                <w:sz w:val="14"/>
-              </w:rPr>
-              <w:t>.</w:t>
+              <w:t>Debe incluir calidad/validez.</w:t>
             </w:r>
           </w:p>
         </w:tc>
@@ -5702,35 +5073,7 @@
               <w:rPr>
                 <w:sz w:val="14"/>
               </w:rPr>
-              <w:t xml:space="preserve">No </w:t>
-            </w:r>
-            <w:proofErr w:type="spellStart"/>
-            <w:r>
-              <w:rPr>
-                <w:sz w:val="14"/>
-              </w:rPr>
-              <w:t>convertir</w:t>
-            </w:r>
-            <w:proofErr w:type="spellEnd"/>
-            <w:r>
-              <w:rPr>
-                <w:sz w:val="14"/>
-              </w:rPr>
-              <w:t xml:space="preserve"> a </w:t>
-            </w:r>
-            <w:proofErr w:type="spellStart"/>
-            <w:r>
-              <w:rPr>
-                <w:sz w:val="14"/>
-              </w:rPr>
-              <w:t>porcentaje</w:t>
-            </w:r>
-            <w:proofErr w:type="spellEnd"/>
-            <w:r>
-              <w:rPr>
-                <w:sz w:val="14"/>
-              </w:rPr>
-              <w:t>.</w:t>
+              <w:t>No convertir a porcentaje.</w:t>
             </w:r>
           </w:p>
         </w:tc>
@@ -6544,35 +5887,7 @@
               <w:rPr>
                 <w:sz w:val="14"/>
               </w:rPr>
-              <w:t xml:space="preserve">Backend y ESP32 </w:t>
-            </w:r>
-            <w:proofErr w:type="spellStart"/>
-            <w:r>
-              <w:rPr>
-                <w:sz w:val="14"/>
-              </w:rPr>
-              <w:t>validan</w:t>
-            </w:r>
-            <w:proofErr w:type="spellEnd"/>
-            <w:r>
-              <w:rPr>
-                <w:sz w:val="14"/>
-              </w:rPr>
-              <w:t xml:space="preserve"> </w:t>
-            </w:r>
-            <w:proofErr w:type="spellStart"/>
-            <w:r>
-              <w:rPr>
-                <w:sz w:val="14"/>
-              </w:rPr>
-              <w:t>rangos</w:t>
-            </w:r>
-            <w:proofErr w:type="spellEnd"/>
-            <w:r>
-              <w:rPr>
-                <w:sz w:val="14"/>
-              </w:rPr>
-              <w:t>.</w:t>
+              <w:t>Backend y ESP32 validan rangos.</w:t>
             </w:r>
           </w:p>
         </w:tc>
@@ -6735,7 +6050,6 @@
             <w:pPr>
               <w:jc w:val="center"/>
             </w:pPr>
-            <w:proofErr w:type="spellStart"/>
             <w:r>
               <w:rPr>
                 <w:b/>
@@ -6743,7 +6057,6 @@
               </w:rPr>
               <w:t>Evento</w:t>
             </w:r>
-            <w:proofErr w:type="spellEnd"/>
           </w:p>
         </w:tc>
         <w:tc>
@@ -6867,23 +6180,7 @@
                 <w:sz w:val="16"/>
                 <w:lang w:val="es-MX"/>
               </w:rPr>
-              <w:t xml:space="preserve">Protección local inmediata; no anulable desde </w:t>
-            </w:r>
-            <w:proofErr w:type="gramStart"/>
-            <w:r>
-              <w:rPr>
-                <w:sz w:val="16"/>
-                <w:lang w:val="es-MX"/>
-              </w:rPr>
-              <w:t>app</w:t>
-            </w:r>
-            <w:proofErr w:type="gramEnd"/>
-            <w:r>
-              <w:rPr>
-                <w:sz w:val="16"/>
-                <w:lang w:val="es-MX"/>
-              </w:rPr>
-              <w:t>.</w:t>
+              <w:t>Protección local inmediata; no anulable desde app.</w:t>
             </w:r>
           </w:p>
         </w:tc>
@@ -6908,30 +6205,8 @@
               <w:rPr>
                 <w:sz w:val="16"/>
               </w:rPr>
-              <w:t xml:space="preserve">pH </w:t>
-            </w:r>
-            <w:proofErr w:type="spellStart"/>
-            <w:r>
-              <w:rPr>
-                <w:sz w:val="16"/>
-              </w:rPr>
-              <w:t>inválido</w:t>
-            </w:r>
-            <w:proofErr w:type="spellEnd"/>
-            <w:r>
-              <w:rPr>
-                <w:sz w:val="16"/>
-              </w:rPr>
-              <w:t xml:space="preserve"> o </w:t>
-            </w:r>
-            <w:proofErr w:type="spellStart"/>
-            <w:r>
-              <w:rPr>
-                <w:sz w:val="16"/>
-              </w:rPr>
-              <w:t>antiguo</w:t>
-            </w:r>
-            <w:proofErr w:type="spellEnd"/>
+              <w:t>pH inválido o antiguo</w:t>
+            </w:r>
           </w:p>
         </w:tc>
         <w:tc>
@@ -7082,19 +6357,11 @@
             </w:tcMar>
           </w:tcPr>
           <w:p>
-            <w:proofErr w:type="spellStart"/>
             <w:r>
               <w:rPr>
                 <w:sz w:val="16"/>
               </w:rPr>
-              <w:t>Pérdida</w:t>
-            </w:r>
-            <w:proofErr w:type="spellEnd"/>
-            <w:r>
-              <w:rPr>
-                <w:sz w:val="16"/>
-              </w:rPr>
-              <w:t xml:space="preserve"> Wi-Fi/MQTT</w:t>
+              <w:t>Pérdida Wi-Fi/MQTT</w:t>
             </w:r>
           </w:p>
         </w:tc>
@@ -7219,7 +6486,7 @@
                 <w:sz w:val="16"/>
                 <w:lang w:val="es-MX"/>
               </w:rPr>
-              <w:t>No asumir que una orden fue ejecutada si no existe confirmación del dispositivo.</w:t>
+              <w:t>Una orden no se da por ejecutada sin confirmación del dispositivo.</w:t>
             </w:r>
           </w:p>
         </w:tc>
@@ -7240,28 +6507,12 @@
             </w:tcMar>
           </w:tcPr>
           <w:p>
-            <w:proofErr w:type="spellStart"/>
             <w:r>
               <w:rPr>
                 <w:sz w:val="16"/>
               </w:rPr>
-              <w:t>Telemetría</w:t>
-            </w:r>
-            <w:proofErr w:type="spellEnd"/>
-            <w:r>
-              <w:rPr>
-                <w:sz w:val="16"/>
-              </w:rPr>
-              <w:t xml:space="preserve"> </w:t>
-            </w:r>
-            <w:proofErr w:type="spellStart"/>
-            <w:r>
-              <w:rPr>
-                <w:sz w:val="16"/>
-              </w:rPr>
-              <w:t>duplicada</w:t>
-            </w:r>
-            <w:proofErr w:type="spellEnd"/>
+              <w:t>Telemetría duplicada</w:t>
+            </w:r>
           </w:p>
         </w:tc>
         <w:tc>
@@ -7325,42 +6576,12 @@
             </w:tcMar>
           </w:tcPr>
           <w:p>
-            <w:proofErr w:type="spellStart"/>
             <w:r>
               <w:rPr>
                 <w:sz w:val="16"/>
               </w:rPr>
-              <w:t>Comando</w:t>
-            </w:r>
-            <w:proofErr w:type="spellEnd"/>
-            <w:r>
-              <w:rPr>
-                <w:sz w:val="16"/>
-              </w:rPr>
-              <w:t xml:space="preserve"> </w:t>
-            </w:r>
-            <w:proofErr w:type="spellStart"/>
-            <w:r>
-              <w:rPr>
-                <w:sz w:val="16"/>
-              </w:rPr>
-              <w:t>duplicado</w:t>
-            </w:r>
-            <w:proofErr w:type="spellEnd"/>
-            <w:r>
-              <w:rPr>
-                <w:sz w:val="16"/>
-              </w:rPr>
-              <w:t xml:space="preserve"> o </w:t>
-            </w:r>
-            <w:proofErr w:type="spellStart"/>
-            <w:r>
-              <w:rPr>
-                <w:sz w:val="16"/>
-              </w:rPr>
-              <w:t>antiguo</w:t>
-            </w:r>
-            <w:proofErr w:type="spellEnd"/>
+              <w:t>Comando duplicado o antiguo</w:t>
+            </w:r>
           </w:p>
         </w:tc>
         <w:tc>
@@ -7386,21 +6607,12 @@
               </w:rPr>
               <w:t xml:space="preserve">Rechazar por </w:t>
             </w:r>
-            <w:proofErr w:type="spellStart"/>
             <w:r>
               <w:rPr>
                 <w:sz w:val="16"/>
                 <w:lang w:val="es-MX"/>
               </w:rPr>
-              <w:t>command_id</w:t>
-            </w:r>
-            <w:proofErr w:type="spellEnd"/>
-            <w:r>
-              <w:rPr>
-                <w:sz w:val="16"/>
-                <w:lang w:val="es-MX"/>
-              </w:rPr>
-              <w:t>/estado o política de vigencia.</w:t>
+              <w:t>command_id/estado o política de vigencia.</w:t>
             </w:r>
           </w:p>
         </w:tc>
@@ -7446,56 +6658,12 @@
             </w:tcMar>
           </w:tcPr>
           <w:p>
-            <w:proofErr w:type="spellStart"/>
             <w:r>
               <w:rPr>
                 <w:sz w:val="16"/>
               </w:rPr>
-              <w:t>Actuador</w:t>
-            </w:r>
-            <w:proofErr w:type="spellEnd"/>
-            <w:r>
-              <w:rPr>
-                <w:sz w:val="16"/>
-              </w:rPr>
-              <w:t xml:space="preserve"> </w:t>
-            </w:r>
-            <w:proofErr w:type="spellStart"/>
-            <w:r>
-              <w:rPr>
-                <w:sz w:val="16"/>
-              </w:rPr>
-              <w:t>excede</w:t>
-            </w:r>
-            <w:proofErr w:type="spellEnd"/>
-            <w:r>
-              <w:rPr>
-                <w:sz w:val="16"/>
-              </w:rPr>
-              <w:t xml:space="preserve"> </w:t>
-            </w:r>
-            <w:proofErr w:type="spellStart"/>
-            <w:r>
-              <w:rPr>
-                <w:sz w:val="16"/>
-              </w:rPr>
-              <w:t>tiempo</w:t>
-            </w:r>
-            <w:proofErr w:type="spellEnd"/>
-            <w:r>
-              <w:rPr>
-                <w:sz w:val="16"/>
-              </w:rPr>
-              <w:t xml:space="preserve"> </w:t>
-            </w:r>
-            <w:proofErr w:type="spellStart"/>
-            <w:r>
-              <w:rPr>
-                <w:sz w:val="16"/>
-              </w:rPr>
-              <w:t>máximo</w:t>
-            </w:r>
-            <w:proofErr w:type="spellEnd"/>
+              <w:t>Actuador excede tiempo máximo</w:t>
+            </w:r>
           </w:p>
         </w:tc>
         <w:tc>
@@ -7538,21 +6706,7 @@
               <w:rPr>
                 <w:sz w:val="16"/>
               </w:rPr>
-              <w:t xml:space="preserve">Timeout </w:t>
-            </w:r>
-            <w:proofErr w:type="spellStart"/>
-            <w:r>
-              <w:rPr>
-                <w:sz w:val="16"/>
-              </w:rPr>
-              <w:t>independiente</w:t>
-            </w:r>
-            <w:proofErr w:type="spellEnd"/>
-            <w:r>
-              <w:rPr>
-                <w:sz w:val="16"/>
-              </w:rPr>
-              <w:t xml:space="preserve"> de red.</w:t>
+              <w:t>Timeout independiente de red.</w:t>
             </w:r>
           </w:p>
         </w:tc>
@@ -7652,16 +6806,8 @@
               <w:rPr>
                 <w:sz w:val="16"/>
               </w:rPr>
-              <w:t xml:space="preserve">App sin </w:t>
-            </w:r>
-            <w:proofErr w:type="spellStart"/>
-            <w:r>
-              <w:rPr>
-                <w:sz w:val="16"/>
-              </w:rPr>
-              <w:t>conexión</w:t>
-            </w:r>
-            <w:proofErr w:type="spellEnd"/>
+              <w:t>App sin conexión</w:t>
+            </w:r>
           </w:p>
         </w:tc>
         <w:tc>
@@ -7746,7 +6892,6 @@
           <w:sz w:val="29"/>
           <w:lang w:val="es-MX"/>
         </w:rPr>
-        <w:lastRenderedPageBreak/>
         <w:t>11. Requisitos funcionales utilizados en la matriz</w:t>
       </w:r>
     </w:p>
@@ -7963,23 +7108,7 @@
                 <w:sz w:val="18"/>
                 <w:lang w:val="es-MX"/>
               </w:rPr>
-              <w:t>Ejecutar riego/</w:t>
-            </w:r>
-            <w:proofErr w:type="gramStart"/>
-            <w:r>
-              <w:rPr>
-                <w:sz w:val="18"/>
-                <w:lang w:val="es-MX"/>
-              </w:rPr>
-              <w:t>recirculación automático</w:t>
-            </w:r>
-            <w:proofErr w:type="gramEnd"/>
-            <w:r>
-              <w:rPr>
-                <w:sz w:val="18"/>
-                <w:lang w:val="es-MX"/>
-              </w:rPr>
-              <w:t xml:space="preserve"> y permitir control manual seguro.</w:t>
+              <w:t>Ejecutar riego/recirculación automático y permitir control manual seguro.</w:t>
             </w:r>
           </w:p>
         </w:tc>
@@ -8329,23 +7458,7 @@
                 <w:sz w:val="18"/>
                 <w:lang w:val="es-MX"/>
               </w:rPr>
-              <w:t xml:space="preserve">Aceptar órdenes remotas sólo después de validación de </w:t>
-            </w:r>
-            <w:proofErr w:type="spellStart"/>
-            <w:r>
-              <w:rPr>
-                <w:sz w:val="18"/>
-                <w:lang w:val="es-MX"/>
-              </w:rPr>
-              <w:t>backend</w:t>
-            </w:r>
-            <w:proofErr w:type="spellEnd"/>
-            <w:r>
-              <w:rPr>
-                <w:sz w:val="18"/>
-                <w:lang w:val="es-MX"/>
-              </w:rPr>
-              <w:t xml:space="preserve"> y validación local.</w:t>
+              <w:t>Aceptar órdenes remotas sólo después de validación de backend y validación local.</w:t>
             </w:r>
           </w:p>
         </w:tc>
@@ -10882,7 +9995,6 @@
               <w:rPr>
                 <w:sz w:val="14"/>
               </w:rPr>
-              <w:lastRenderedPageBreak/>
               <w:t>RF-06</w:t>
             </w:r>
           </w:p>
@@ -11740,17 +10852,8 @@
                 <w:b/>
                 <w:sz w:val="16"/>
               </w:rPr>
-              <w:t xml:space="preserve">Elemento del </w:t>
-            </w:r>
-            <w:proofErr w:type="spellStart"/>
-            <w:r>
-              <w:rPr>
-                <w:b/>
-                <w:sz w:val="16"/>
-              </w:rPr>
-              <w:t>modelo</w:t>
-            </w:r>
-            <w:proofErr w:type="spellEnd"/>
+              <w:t>Elemento del modelo</w:t>
+            </w:r>
           </w:p>
         </w:tc>
         <w:tc>
@@ -11947,23 +11050,7 @@
                 <w:sz w:val="16"/>
                 <w:lang w:val="es-MX"/>
               </w:rPr>
-              <w:t xml:space="preserve">Se representa como </w:t>
-            </w:r>
-            <w:proofErr w:type="spellStart"/>
-            <w:r>
-              <w:rPr>
-                <w:sz w:val="16"/>
-                <w:lang w:val="es-MX"/>
-              </w:rPr>
-              <w:t>frontend</w:t>
-            </w:r>
-            <w:proofErr w:type="spellEnd"/>
-            <w:r>
-              <w:rPr>
-                <w:sz w:val="16"/>
-                <w:lang w:val="es-MX"/>
-              </w:rPr>
-              <w:t xml:space="preserve"> oficial; Control/Cultivo aún no deben interpretarse como actuación física ya operativa.</w:t>
+              <w:t>Se representa como frontend oficial; Control/Cultivo aún no deben interpretarse como actuación física ya operativa.</w:t>
             </w:r>
           </w:p>
         </w:tc>
@@ -11983,14 +11070,12 @@
             </w:tcMar>
           </w:tcPr>
           <w:p>
-            <w:proofErr w:type="spellStart"/>
             <w:r>
               <w:rPr>
                 <w:sz w:val="16"/>
               </w:rPr>
               <w:t>Sensores</w:t>
             </w:r>
-            <w:proofErr w:type="spellEnd"/>
           </w:p>
         </w:tc>
         <w:tc>
@@ -12137,16 +11222,8 @@
               <w:rPr>
                 <w:sz w:val="16"/>
               </w:rPr>
-              <w:t xml:space="preserve">ESP32 + </w:t>
-            </w:r>
-            <w:proofErr w:type="spellStart"/>
-            <w:r>
-              <w:rPr>
-                <w:sz w:val="16"/>
-              </w:rPr>
-              <w:t>actuadores</w:t>
-            </w:r>
-            <w:proofErr w:type="spellEnd"/>
+              <w:t>ESP32 + actuadores</w:t>
+            </w:r>
           </w:p>
         </w:tc>
         <w:tc>
@@ -12219,16 +11296,8 @@
               <w:rPr>
                 <w:sz w:val="16"/>
               </w:rPr>
-              <w:t>MQTT/</w:t>
-            </w:r>
-            <w:proofErr w:type="spellStart"/>
-            <w:r>
-              <w:rPr>
-                <w:sz w:val="16"/>
-              </w:rPr>
-              <w:t>nube</w:t>
-            </w:r>
-            <w:proofErr w:type="spellEnd"/>
+              <w:t>MQTT/nube</w:t>
+            </w:r>
           </w:p>
         </w:tc>
         <w:tc>
@@ -12319,35 +11388,13 @@
         <w:rPr>
           <w:lang w:val="es-MX"/>
         </w:rPr>
-        <w:t xml:space="preserve">Los modelos de este taller dejan definido cómo debe comportarse </w:t>
+        <w:t>Los modelos de este taller dejan definido cómo debe comportarse HydroMate</w:t>
       </w:r>
-      <w:proofErr w:type="spellStart"/>
       <w:r>
         <w:rPr>
           <w:lang w:val="es-MX"/>
         </w:rPr>
-        <w:t>HydroMate</w:t>
-      </w:r>
-      <w:proofErr w:type="spellEnd"/>
-      <w:r>
-        <w:rPr>
-          <w:lang w:val="es-MX"/>
-        </w:rPr>
-        <w:t xml:space="preserve"> cuando opere como sistema integrado. La decisión principal es separar la experiencia de usuario y el almacenamiento del control crítico: Android y Laravel permiten consulta, configuración y órdenes, mientras el ESP32 conserva la última decisión de seguridad basada en el estado físico. Esta separación permite que una pérdida de red o una falla del </w:t>
-      </w:r>
-      <w:proofErr w:type="spellStart"/>
-      <w:r>
-        <w:rPr>
-          <w:lang w:val="es-MX"/>
-        </w:rPr>
-        <w:t>backend</w:t>
-      </w:r>
-      <w:proofErr w:type="spellEnd"/>
-      <w:r>
-        <w:rPr>
-          <w:lang w:val="es-MX"/>
-        </w:rPr>
-        <w:t xml:space="preserve"> reduzca la supervisión remota sin convertirla en una falla de control local.</w:t>
+        <w:t xml:space="preserve"> cuando opere como sistema integrado. La decisión principal es separar la experiencia de usuario y el almacenamiento del control crítico: Android y Laravel permiten consulta, configuración y órdenes, mientras el ESP32 conserva la última decisión de seguridad basada en el estado físico. Esta separación permite que una pérdida de red o una falla del backend reduzca la supervisión remota sin convertirla en una falla de control local.</w:t>
       </w:r>
     </w:p>
     <w:p>
@@ -12427,21 +11474,12 @@
       <w:pStyle w:val="Footer"/>
       <w:jc w:val="center"/>
     </w:pPr>
-    <w:proofErr w:type="spellStart"/>
     <w:r>
       <w:rPr>
         <w:color w:val="646464"/>
         <w:sz w:val="16"/>
       </w:rPr>
-      <w:t>HydroMate</w:t>
-    </w:r>
-    <w:proofErr w:type="spellEnd"/>
-    <w:r>
-      <w:rPr>
-        <w:color w:val="646464"/>
-        <w:sz w:val="16"/>
-      </w:rPr>
-      <w:t xml:space="preserve"> — Taller 7 — Proyecto de Carrera</w:t>
+      <w:t>HydroMate — Taller 7 — Proyecto de Carrera</w:t>
     </w:r>
   </w:p>
 </w:ftr>
